--- a/text/npp_revision_2026/rebuttal_letter.docx
+++ b/text/npp_revision_2026/rebuttal_letter.docx
@@ -2762,53 +2762,21 @@
           <w:rFonts w:ascii="Arial" w:hAnsi="Arial" w:cs="Arial"/>
           <w:color w:val="4F81BD"/>
         </w:rPr>
-        <w:t xml:space="preserve">(session × pain intensity interaction: </w:t>
-      </w:r>
-      <w:proofErr w:type="gramStart"/>
+        <w:t>(session × pain intensity interaction: F(1,54) = 11.22, p &lt; .001)</w:t>
+      </w:r>
+      <w:r>
+        <w:rPr>
+          <w:rFonts w:ascii="Arial" w:hAnsi="Arial" w:cs="Arial"/>
+          <w:color w:val="000000"/>
+        </w:rPr>
+        <w:t xml:space="preserve"> and dissociation </w:t>
+      </w:r>
       <w:r>
         <w:rPr>
           <w:rFonts w:ascii="Arial" w:hAnsi="Arial" w:cs="Arial"/>
           <w:color w:val="4F81BD"/>
         </w:rPr>
-        <w:t>F(</w:t>
-      </w:r>
-      <w:proofErr w:type="gramEnd"/>
-      <w:r>
-        <w:rPr>
-          <w:rFonts w:ascii="Arial" w:hAnsi="Arial" w:cs="Arial"/>
-          <w:color w:val="4F81BD"/>
-        </w:rPr>
-        <w:t>1,54) = 11.22, p &lt; .001)</w:t>
-      </w:r>
-      <w:r>
-        <w:rPr>
-          <w:rFonts w:ascii="Arial" w:hAnsi="Arial" w:cs="Arial"/>
-          <w:color w:val="000000"/>
-        </w:rPr>
-        <w:t xml:space="preserve"> and dissociation </w:t>
-      </w:r>
-      <w:r>
-        <w:rPr>
-          <w:rFonts w:ascii="Arial" w:hAnsi="Arial" w:cs="Arial"/>
-          <w:color w:val="4F81BD"/>
-        </w:rPr>
-        <w:t xml:space="preserve">(main effect of session: </w:t>
-      </w:r>
-      <w:proofErr w:type="gramStart"/>
-      <w:r>
-        <w:rPr>
-          <w:rFonts w:ascii="Arial" w:hAnsi="Arial" w:cs="Arial"/>
-          <w:color w:val="4F81BD"/>
-        </w:rPr>
-        <w:t>F(</w:t>
-      </w:r>
-      <w:proofErr w:type="gramEnd"/>
-      <w:r>
-        <w:rPr>
-          <w:rFonts w:ascii="Arial" w:hAnsi="Arial" w:cs="Arial"/>
-          <w:color w:val="4F81BD"/>
-        </w:rPr>
-        <w:t>1,32) = 57.44, p &lt; .001),</w:t>
+        <w:t>(main effect of session: F(1,32) = 57.44, p &lt; .001),</w:t>
       </w:r>
       <w:r>
         <w:rPr>
@@ -4686,7 +4654,35 @@
           <w:rFonts w:ascii="Helvetica Light" w:hAnsi="Helvetica Light" w:cs="Helvetica Light"/>
           <w:color w:val="4F81BD" w:themeColor="accent1"/>
         </w:rPr>
-        <w:t xml:space="preserve">produced equivalent effects across participants, we examined the correlation between body weight and ketamine-induced dissociation (CADSS). Body weight was not significantly associated with dissociation scores (r = −0.056, p = .777; see Supplementary Figure </w:t>
+        <w:t>produced equivalent effects across participants, we examined the correlation between body weight and ketamine-induced dissociation (CADSS). Body weight was not significantly associated with dissociation scores (r = 0.0</w:t>
+      </w:r>
+      <w:r>
+        <w:rPr>
+          <w:rFonts w:ascii="Helvetica Light" w:hAnsi="Helvetica Light" w:cs="Helvetica Light"/>
+          <w:color w:val="4F81BD" w:themeColor="accent1"/>
+        </w:rPr>
+        <w:t>4</w:t>
+      </w:r>
+      <w:r>
+        <w:rPr>
+          <w:rFonts w:ascii="Helvetica Light" w:hAnsi="Helvetica Light" w:cs="Helvetica Light"/>
+          <w:color w:val="4F81BD" w:themeColor="accent1"/>
+        </w:rPr>
+        <w:t>, p = .</w:t>
+      </w:r>
+      <w:r>
+        <w:rPr>
+          <w:rFonts w:ascii="Helvetica Light" w:hAnsi="Helvetica Light" w:cs="Helvetica Light"/>
+          <w:color w:val="4F81BD" w:themeColor="accent1"/>
+        </w:rPr>
+        <w:t>86</w:t>
+      </w:r>
+      <w:r>
+        <w:rPr>
+          <w:rFonts w:ascii="Helvetica Light" w:hAnsi="Helvetica Light" w:cs="Helvetica Light"/>
+          <w:color w:val="4F81BD" w:themeColor="accent1"/>
+        </w:rPr>
+        <w:t xml:space="preserve">; see Supplementary Figure </w:t>
       </w:r>
       <w:r>
         <w:rPr>
@@ -4777,10 +4773,10 @@
         </w:rPr>
         <w:lastRenderedPageBreak/>
         <w:drawing>
-          <wp:inline distT="0" distB="0" distL="0" distR="0" wp14:anchorId="60B8AD04" wp14:editId="004D2C1D">
+          <wp:inline distT="0" distB="0" distL="0" distR="0" wp14:anchorId="0030FCE8" wp14:editId="1593E918">
             <wp:extent cx="5943600" cy="4160520"/>
             <wp:effectExtent l="0" t="0" r="0" b="5080"/>
-            <wp:docPr id="1239548863" name="Picture 1"/>
+            <wp:docPr id="1045971918" name="Picture 1"/>
             <wp:cNvGraphicFramePr>
               <a:graphicFrameLocks xmlns:a="http://schemas.openxmlformats.org/drawingml/2006/main" noChangeAspect="1"/>
             </wp:cNvGraphicFramePr>
@@ -4788,7 +4784,7 @@
               <a:graphicData uri="http://schemas.openxmlformats.org/drawingml/2006/picture">
                 <pic:pic xmlns:pic="http://schemas.openxmlformats.org/drawingml/2006/picture">
                   <pic:nvPicPr>
-                    <pic:cNvPr id="1239548863" name=""/>
+                    <pic:cNvPr id="1045971918" name=""/>
                     <pic:cNvPicPr/>
                   </pic:nvPicPr>
                   <pic:blipFill>
@@ -4858,7 +4854,45 @@
           <w:sz w:val="22"/>
           <w:szCs w:val="22"/>
         </w:rPr>
-        <w:t>dissociative symptom severity (CADSS total score) during ketamine administration. Points represent individual participants; the solid line shows the linear fit with shaded 95% confidence interval. No significant association was observed (Pearson r = -0.056, p = 0.777).</w:t>
+        <w:t>dissociative symptom severity (CADSS total score) during ketamine administration. Points represent individual participants; the solid line shows the linear fit with shaded 95% confidence interval. No significant association was observed (Pearson r = 0.0</w:t>
+      </w:r>
+      <w:r>
+        <w:rPr>
+          <w:rFonts w:ascii="Helvetica Light" w:hAnsi="Helvetica Light" w:cs="Helvetica Light" w:hint="cs"/>
+          <w:color w:val="4F81BD" w:themeColor="accent1"/>
+          <w:sz w:val="22"/>
+          <w:szCs w:val="22"/>
+          <w:rtl/>
+        </w:rPr>
+        <w:t>4</w:t>
+      </w:r>
+      <w:r>
+        <w:rPr>
+          <w:rFonts w:ascii="Helvetica Light" w:hAnsi="Helvetica Light" w:cs="Helvetica Light"/>
+          <w:color w:val="4F81BD" w:themeColor="accent1"/>
+          <w:sz w:val="22"/>
+          <w:szCs w:val="22"/>
+        </w:rPr>
+        <w:t>, p = 0.</w:t>
+      </w:r>
+      <w:r>
+        <w:rPr>
+          <w:rFonts w:ascii="Helvetica Light" w:hAnsi="Helvetica Light" w:cs="Helvetica Light" w:hint="cs"/>
+          <w:color w:val="4F81BD" w:themeColor="accent1"/>
+          <w:sz w:val="22"/>
+          <w:szCs w:val="22"/>
+          <w:rtl/>
+        </w:rPr>
+        <w:t>855</w:t>
+      </w:r>
+      <w:r>
+        <w:rPr>
+          <w:rFonts w:ascii="Helvetica Light" w:hAnsi="Helvetica Light" w:cs="Helvetica Light"/>
+          <w:color w:val="4F81BD" w:themeColor="accent1"/>
+          <w:sz w:val="22"/>
+          <w:szCs w:val="22"/>
+        </w:rPr>
+        <w:t>).</w:t>
       </w:r>
     </w:p>
     <w:p>
@@ -5123,29 +5157,7 @@
           <w:szCs w:val="22"/>
           <w:lang w:val="en"/>
         </w:rPr>
-        <w:t xml:space="preserve">Dissociation measures were moderately to strongly intercorrelated (ρ = .47–.85, all p &lt; .011), </w:t>
-      </w:r>
-      <w:proofErr w:type="gramStart"/>
-      <w:r>
-        <w:rPr>
-          <w:rFonts w:ascii="Arial" w:eastAsia="Arial" w:hAnsi="Arial" w:cs="Arial"/>
-          <w:kern w:val="0"/>
-          <w:sz w:val="22"/>
-          <w:szCs w:val="22"/>
-          <w:lang w:val="en"/>
-        </w:rPr>
-        <w:t>with the exception of</w:t>
-      </w:r>
-      <w:proofErr w:type="gramEnd"/>
-      <w:r>
-        <w:rPr>
-          <w:rFonts w:ascii="Arial" w:eastAsia="Arial" w:hAnsi="Arial" w:cs="Arial"/>
-          <w:kern w:val="0"/>
-          <w:sz w:val="22"/>
-          <w:szCs w:val="22"/>
-          <w:lang w:val="en"/>
-        </w:rPr>
-        <w:t xml:space="preserve"> </w:t>
+        <w:t xml:space="preserve">Dissociation measures were moderately to strongly intercorrelated (ρ = .47–.85, all p &lt; .011), with the exception of </w:t>
       </w:r>
       <w:r>
         <w:rPr>
@@ -6647,7 +6659,6 @@
                 <w:color w:val="4F81BD" w:themeColor="accent1"/>
               </w:rPr>
             </w:pPr>
-            <w:proofErr w:type="spellStart"/>
             <w:r>
               <w:rPr>
                 <w:rFonts w:ascii="Arial" w:hAnsi="Arial" w:cs="Arial"/>
@@ -6655,7 +6666,6 @@
               </w:rPr>
               <w:t>Precuneusa</w:t>
             </w:r>
-            <w:proofErr w:type="spellEnd"/>
             <w:r>
               <w:rPr>
                 <w:color w:val="4F81BD" w:themeColor="accent1"/>
@@ -7870,23 +7880,7 @@
           <w:rFonts w:ascii="Arial" w:hAnsi="Arial" w:cs="Arial"/>
           <w:color w:val="4F81BD" w:themeColor="accent1"/>
         </w:rPr>
-        <w:t xml:space="preserve"> Pain-evoked brain activation during the ketamine session. Clusters reflect the painful &gt; non-painful contrast, except those marked ᵃ, which reflect non-painful &gt; painful stimulation. All clusters survived a </w:t>
-      </w:r>
-      <w:proofErr w:type="spellStart"/>
-      <w:r>
-        <w:rPr>
-          <w:rFonts w:ascii="Arial" w:hAnsi="Arial" w:cs="Arial"/>
-          <w:color w:val="4F81BD" w:themeColor="accent1"/>
-        </w:rPr>
-        <w:t>voxelwise</w:t>
-      </w:r>
-      <w:proofErr w:type="spellEnd"/>
-      <w:r>
-        <w:rPr>
-          <w:rFonts w:ascii="Arial" w:hAnsi="Arial" w:cs="Arial"/>
-          <w:color w:val="4F81BD" w:themeColor="accent1"/>
-        </w:rPr>
-        <w:t xml:space="preserve"> cluster-forming threshold of p &lt; .005 (uncorrected) and cluster-level FDR correction at p &lt; .05.</w:t>
+        <w:t xml:space="preserve"> Pain-evoked brain activation during the ketamine session. Clusters reflect the painful &gt; non-painful contrast, except those marked ᵃ, which reflect non-painful &gt; painful stimulation. All clusters survived a voxelwise cluster-forming threshold of p &lt; .005 (uncorrected) and cluster-level FDR correction at p &lt; .05.</w:t>
       </w:r>
     </w:p>
     <w:p>
@@ -7955,7 +7949,6 @@
           <w:rFonts w:ascii="Helvetica Light" w:hAnsi="Helvetica Light" w:cs="Helvetica Light"/>
           <w:color w:val="4F81BD" w:themeColor="accent1"/>
         </w:rPr>
-        <w:lastRenderedPageBreak/>
         <w:t xml:space="preserve">The ROI-wise brain–pain </w:t>
       </w:r>
       <w:r>
@@ -8071,11 +8064,19 @@
           <w:rFonts w:ascii="Arial" w:hAnsi="Arial" w:cs="Arial"/>
           <w:color w:val="4F81BD" w:themeColor="accent1"/>
         </w:rPr>
-        <w:t xml:space="preserve">All p values are uncorrected. Notably, Steiger's test for non-overlapping dependent correlations revealed no significant differences in any ROI (all p &gt; .11), indicating that ketamine did not significantly alter the strength of brain–pain coupling. </w:t>
+        <w:t xml:space="preserve">All p values are uncorrected. Notably, Steiger's test for non-overlapping dependent correlations revealed no significant differences in any ROI (all p &gt; .11), indicating that ketamine did </w:t>
       </w:r>
       <w:r>
         <w:rPr>
           <w:rFonts w:ascii="Arial" w:hAnsi="Arial" w:cs="Arial"/>
+          <w:color w:val="4F81BD" w:themeColor="accent1"/>
+        </w:rPr>
+        <w:lastRenderedPageBreak/>
+        <w:t xml:space="preserve">not significantly alter the strength of brain–pain coupling. </w:t>
+      </w:r>
+      <w:r>
+        <w:rPr>
+          <w:rFonts w:ascii="Arial" w:hAnsi="Arial" w:cs="Arial"/>
         </w:rPr>
         <w:t xml:space="preserve">These results indicate that subjective pain intensity is univariately represented in most pain-related ROIs, and this relationship is consistent across both placebo and ketamine </w:t>
       </w:r>
@@ -8163,7 +8164,6 @@
           <w:rFonts w:ascii="Helvetica Light" w:hAnsi="Helvetica Light" w:cs="Helvetica Light"/>
           <w:color w:val="4F81BD" w:themeColor="accent1"/>
         </w:rPr>
-        <w:lastRenderedPageBreak/>
         <w:t>We have corrected the figure callouts in the main text to ensure that Figures 3D/3E/3F are referenced appropriately.</w:t>
       </w:r>
     </w:p>
@@ -8542,52 +8542,7 @@
           <w:sz w:val="22"/>
           <w:szCs w:val="22"/>
         </w:rPr>
-        <w:t>(Robin L. Carhart-Harris et al. 2012; Tagliazucchi et al. 2016; Palhano-Fontes et al. 2015; Timmermann et al. 2023; Gattuso et al. 2023)</w:t>
-      </w:r>
-      <w:r>
-        <w:rPr>
-          <w:rFonts w:ascii="Arial" w:hAnsi="Arial" w:cs="Arial"/>
-          <w:color w:val="4F81BD" w:themeColor="accent1"/>
-          <w:sz w:val="22"/>
-          <w:szCs w:val="22"/>
-        </w:rPr>
-        <w:fldChar w:fldCharType="end"/>
-      </w:r>
-      <w:r>
-        <w:rPr>
-          <w:rFonts w:ascii="Arial" w:hAnsi="Arial" w:cs="Arial"/>
-          <w:color w:val="4F81BD" w:themeColor="accent1"/>
-          <w:sz w:val="22"/>
-          <w:szCs w:val="22"/>
-        </w:rPr>
-        <w:t xml:space="preserve">, dissociative anesthetics (NMDA antagonist) </w:t>
-      </w:r>
-      <w:r>
-        <w:rPr>
-          <w:rFonts w:ascii="Arial" w:hAnsi="Arial" w:cs="Arial"/>
-          <w:color w:val="4F81BD" w:themeColor="accent1"/>
-          <w:sz w:val="22"/>
-          <w:szCs w:val="22"/>
-        </w:rPr>
-        <w:fldChar w:fldCharType="begin" w:fldLock="1"/>
-      </w:r>
-      <w:r>
-        <w:rPr>
-          <w:rFonts w:ascii="Arial" w:hAnsi="Arial" w:cs="Arial"/>
-          <w:color w:val="4F81BD" w:themeColor="accent1"/>
-          <w:sz w:val="22"/>
-          <w:szCs w:val="22"/>
-        </w:rPr>
-        <w:instrText>ADDIN paperpile_citation &lt;clusterId&gt;L592Z658O949S733&lt;/clusterId&gt;&lt;metadata&gt;&lt;citation&gt;&lt;id&gt;2406AC400ACF054395CCC2DCEE100EFC&lt;/id&gt;&lt;/citation&gt;&lt;citation&gt;&lt;id&gt;A98C6BF2694C03779AAC4D72C6544EBE&lt;/id&gt;&lt;/citation&gt;&lt;/metadata&gt;&lt;data&gt;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&lt;/data&gt; \* MERGEFORMAT</w:instrText>
-      </w:r>
-      <w:r>
-        <w:rPr>
-          <w:rFonts w:ascii="Arial" w:hAnsi="Arial" w:cs="Arial"/>
-          <w:color w:val="4F81BD" w:themeColor="accent1"/>
-          <w:sz w:val="22"/>
-          <w:szCs w:val="22"/>
-        </w:rPr>
-        <w:fldChar w:fldCharType="separate"/>
+        <w:t xml:space="preserve">(Robin L. Carhart-Harris et al. 2012; Tagliazucchi et al. 2016; Palhano-Fontes et al. </w:t>
       </w:r>
       <w:r>
         <w:rPr>
@@ -8597,7 +8552,8 @@
           <w:sz w:val="22"/>
           <w:szCs w:val="22"/>
         </w:rPr>
-        <w:t>(Scheidegger et al. 2012; Zacharias et al. 2020)</w:t>
+        <w:lastRenderedPageBreak/>
+        <w:t>2015; Timmermann et al. 2023; Gattuso et al. 2023)</w:t>
       </w:r>
       <w:r>
         <w:rPr>
@@ -8615,7 +8571,7 @@
           <w:sz w:val="22"/>
           <w:szCs w:val="22"/>
         </w:rPr>
-        <w:t xml:space="preserve">, the entactogen MDMA (a serotonin and dopamine releaser) </w:t>
+        <w:t xml:space="preserve">, dissociative anesthetics (NMDA antagonist) </w:t>
       </w:r>
       <w:r>
         <w:rPr>
@@ -8633,7 +8589,7 @@
           <w:sz w:val="22"/>
           <w:szCs w:val="22"/>
         </w:rPr>
-        <w:instrText>ADDIN paperpile_citation &lt;clusterId&gt;T262H328D619A323&lt;/clusterId&gt;&lt;metadata&gt;&lt;citation&gt;&lt;id&gt;5144003f-2d3e-4b9d-adb5-6c9c8b64f891&lt;/id&gt;&lt;/citation&gt;&lt;/metadata&gt;&lt;data&gt;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&lt;/data&gt; \* MERGEFORMAT</w:instrText>
+        <w:instrText>ADDIN paperpile_citation &lt;clusterId&gt;L592Z658O949S733&lt;/clusterId&gt;&lt;metadata&gt;&lt;citation&gt;&lt;id&gt;2406AC400ACF054395CCC2DCEE100EFC&lt;/id&gt;&lt;/citation&gt;&lt;citation&gt;&lt;id&gt;A98C6BF2694C03779AAC4D72C6544EBE&lt;/id&gt;&lt;/citation&gt;&lt;/metadata&gt;&lt;data&gt;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&lt;/data&gt; \* MERGEFORMAT</w:instrText>
       </w:r>
       <w:r>
         <w:rPr>
@@ -8652,7 +8608,7 @@
           <w:sz w:val="22"/>
           <w:szCs w:val="22"/>
         </w:rPr>
-        <w:t>(Müller et al. 2021)</w:t>
+        <w:t>(Scheidegger et al. 2012; Zacharias et al. 2020)</w:t>
       </w:r>
       <w:r>
         <w:rPr>
@@ -8670,7 +8626,7 @@
           <w:sz w:val="22"/>
           <w:szCs w:val="22"/>
         </w:rPr>
-        <w:t xml:space="preserve">, and cannabinoids (CB1 agonists) </w:t>
+        <w:t xml:space="preserve">, the entactogen MDMA (a serotonin and dopamine releaser) </w:t>
       </w:r>
       <w:r>
         <w:rPr>
@@ -8688,7 +8644,7 @@
           <w:sz w:val="22"/>
           <w:szCs w:val="22"/>
         </w:rPr>
-        <w:instrText>ADDIN paperpile_citation &lt;clusterId&gt;A751O811K291H922&lt;/clusterId&gt;&lt;metadata&gt;&lt;citation&gt;&lt;id&gt;486bf6f1-78d4-0bbc-88ec-55db654745c2&lt;/id&gt;&lt;/citation&gt;&lt;citation&gt;&lt;id&gt;8034528a-1025-0f79-bac2-5ca5998d246c&lt;/id&gt;&lt;/citation&gt;&lt;/metadata&gt;&lt;data&gt;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&lt;/data&gt; \* MERGEFORMAT</w:instrText>
+        <w:instrText>ADDIN paperpile_citation &lt;clusterId&gt;T262H328D619A323&lt;/clusterId&gt;&lt;metadata&gt;&lt;citation&gt;&lt;id&gt;5144003f-2d3e-4b9d-adb5-6c9c8b64f891&lt;/id&gt;&lt;/citation&gt;&lt;/metadata&gt;&lt;data&gt;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&lt;/data&gt; \* MERGEFORMAT</w:instrText>
       </w:r>
       <w:r>
         <w:rPr>
@@ -8707,7 +8663,7 @@
           <w:sz w:val="22"/>
           <w:szCs w:val="22"/>
         </w:rPr>
-        <w:t>(Bossong et al. 2013; Wall et al. 2019)</w:t>
+        <w:t>(Müller et al. 2021)</w:t>
       </w:r>
       <w:r>
         <w:rPr>
@@ -8725,7 +8681,7 @@
           <w:sz w:val="22"/>
           <w:szCs w:val="22"/>
         </w:rPr>
-        <w:t xml:space="preserve">, all produce alterations in self-experience and have been associated with changes in DMN connectivity, motivating the proposal that DMN modulation constitutes a common neural correlate of drug-induced alterations in self-experience </w:t>
+        <w:t xml:space="preserve">, and cannabinoids (CB1 agonists) </w:t>
       </w:r>
       <w:r>
         <w:rPr>
@@ -8743,7 +8699,7 @@
           <w:sz w:val="22"/>
           <w:szCs w:val="22"/>
         </w:rPr>
-        <w:instrText>ADDIN paperpile_citation &lt;clusterId&gt;I121P278L568I352&lt;/clusterId&gt;&lt;metadata&gt;&lt;citation&gt;&lt;id&gt;a0517523-cf09-02ff-a04d-c1f9f010ba84&lt;/id&gt;&lt;/citation&gt;&lt;citation&gt;&lt;id&gt;32e4d16d-9702-4153-aaa1-c85851db5404&lt;/id&gt;&lt;/citation&gt;&lt;citation&gt;&lt;id&gt;4296c253-70b8-05e2-9308-dff0b4ff36c9&lt;/id&gt;&lt;/citation&gt;&lt;citation&gt;&lt;id&gt;6b9279de-ebf4-0ecf-bfae-2478a0b16a09&lt;/id&gt;&lt;/citation&gt;&lt;/metadata&gt;&lt;data&gt;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&lt;/data&gt; \* MERGEFORMAT</w:instrText>
+        <w:instrText>ADDIN paperpile_citation &lt;clusterId&gt;A751O811K291H922&lt;/clusterId&gt;&lt;metadata&gt;&lt;citation&gt;&lt;id&gt;486bf6f1-78d4-0bbc-88ec-55db654745c2&lt;/id&gt;&lt;/citation&gt;&lt;citation&gt;&lt;id&gt;8034528a-1025-0f79-bac2-5ca5998d246c&lt;/id&gt;&lt;/citation&gt;&lt;/metadata&gt;&lt;data&gt;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&lt;/data&gt; \* MERGEFORMAT</w:instrText>
       </w:r>
       <w:r>
         <w:rPr>
@@ -8762,7 +8718,7 @@
           <w:sz w:val="22"/>
           <w:szCs w:val="22"/>
         </w:rPr>
-        <w:t>(Nour and Carhart-Harris 2017; Pomarol-Clotet et al. 2006; van der Kolk et al. 2024; Mathew et al. 1993)</w:t>
+        <w:t>(Bossong et al. 2013; Wall et al. 2019)</w:t>
       </w:r>
       <w:r>
         <w:rPr>
@@ -8780,7 +8736,7 @@
           <w:sz w:val="22"/>
           <w:szCs w:val="22"/>
         </w:rPr>
-        <w:t xml:space="preserve">. Our finding that ketamine-induced reductions in DMN connectivity tracked dissociative experience aligns with this broader literature. That said, the DMN-centric framing has been shaped in part by influential theoretical accounts that placed it at the heart of psychedelic action </w:t>
+        <w:t xml:space="preserve">, all produce alterations in self-experience and have been associated with changes in DMN connectivity, motivating the proposal that DMN modulation constitutes a common neural correlate of drug-induced alterations in self-experience </w:t>
       </w:r>
       <w:r>
         <w:rPr>
@@ -8798,7 +8754,7 @@
           <w:sz w:val="22"/>
           <w:szCs w:val="22"/>
         </w:rPr>
-        <w:instrText>ADDIN paperpile_citation &lt;clusterId&gt;X723L173A554E275&lt;/clusterId&gt;&lt;metadata&gt;&lt;citation&gt;&lt;id&gt;685F0926285C0E8FB308506D29EE811A&lt;/id&gt;&lt;/citation&gt;&lt;citation&gt;&lt;id&gt;7bc6053e-24b8-45de-8e1b-6cfbfa4f070a&lt;/id&gt;&lt;/citation&gt;&lt;/metadata&gt;&lt;data&gt;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&lt;/data&gt; \* MERGEFORMAT</w:instrText>
+        <w:instrText>ADDIN paperpile_citation &lt;clusterId&gt;I121P278L568I352&lt;/clusterId&gt;&lt;metadata&gt;&lt;citation&gt;&lt;id&gt;a0517523-cf09-02ff-a04d-c1f9f010ba84&lt;/id&gt;&lt;/citation&gt;&lt;citation&gt;&lt;id&gt;32e4d16d-9702-4153-aaa1-c85851db5404&lt;/id&gt;&lt;/citation&gt;&lt;citation&gt;&lt;id&gt;4296c253-70b8-05e2-9308-dff0b4ff36c9&lt;/id&gt;&lt;/citation&gt;&lt;citation&gt;&lt;id&gt;6b9279de-ebf4-0ecf-bfae-2478a0b16a09&lt;/id&gt;&lt;/citation&gt;&lt;/metadata&gt;&lt;data&gt;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&lt;/data&gt; \* MERGEFORMAT</w:instrText>
       </w:r>
       <w:r>
         <w:rPr>
@@ -8817,7 +8773,52 @@
           <w:sz w:val="22"/>
           <w:szCs w:val="22"/>
         </w:rPr>
-        <w:t xml:space="preserve">(R. L. Carhart-Harris and </w:t>
+        <w:t>(Nour and Carhart-Harris 2017; Pomarol-Clotet et al. 2006; van der Kolk et al. 2024; Mathew et al. 1993)</w:t>
+      </w:r>
+      <w:r>
+        <w:rPr>
+          <w:rFonts w:ascii="Arial" w:hAnsi="Arial" w:cs="Arial"/>
+          <w:color w:val="4F81BD" w:themeColor="accent1"/>
+          <w:sz w:val="22"/>
+          <w:szCs w:val="22"/>
+        </w:rPr>
+        <w:fldChar w:fldCharType="end"/>
+      </w:r>
+      <w:r>
+        <w:rPr>
+          <w:rFonts w:ascii="Arial" w:hAnsi="Arial" w:cs="Arial"/>
+          <w:color w:val="4F81BD" w:themeColor="accent1"/>
+          <w:sz w:val="22"/>
+          <w:szCs w:val="22"/>
+        </w:rPr>
+        <w:t xml:space="preserve">. Our finding that ketamine-induced reductions in DMN connectivity tracked dissociative experience aligns with this broader literature. That said, the DMN-centric framing has been shaped in part by influential theoretical accounts that placed it at the heart of psychedelic action </w:t>
+      </w:r>
+      <w:r>
+        <w:rPr>
+          <w:rFonts w:ascii="Arial" w:hAnsi="Arial" w:cs="Arial"/>
+          <w:color w:val="4F81BD" w:themeColor="accent1"/>
+          <w:sz w:val="22"/>
+          <w:szCs w:val="22"/>
+        </w:rPr>
+        <w:fldChar w:fldCharType="begin" w:fldLock="1"/>
+      </w:r>
+      <w:r>
+        <w:rPr>
+          <w:rFonts w:ascii="Arial" w:hAnsi="Arial" w:cs="Arial"/>
+          <w:color w:val="4F81BD" w:themeColor="accent1"/>
+          <w:sz w:val="22"/>
+          <w:szCs w:val="22"/>
+        </w:rPr>
+        <w:instrText>ADDIN paperpile_citation &lt;clusterId&gt;X723L173A554E275&lt;/clusterId&gt;&lt;metadata&gt;&lt;citation&gt;&lt;id&gt;685F0926285C0E8FB308506D29EE811A&lt;/id&gt;&lt;/citation&gt;&lt;citation&gt;&lt;id&gt;7bc6053e-24b8-45de-8e1b-6cfbfa4f070a&lt;/id&gt;&lt;/citation&gt;&lt;/metadata&gt;&lt;data&gt;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&lt;/data&gt; \* MERGEFORMAT</w:instrText>
+      </w:r>
+      <w:r>
+        <w:rPr>
+          <w:rFonts w:ascii="Arial" w:hAnsi="Arial" w:cs="Arial"/>
+          <w:color w:val="4F81BD" w:themeColor="accent1"/>
+          <w:sz w:val="22"/>
+          <w:szCs w:val="22"/>
+        </w:rPr>
+        <w:fldChar w:fldCharType="separate"/>
       </w:r>
       <w:r>
         <w:rPr>
@@ -8827,8 +8828,7 @@
           <w:sz w:val="22"/>
           <w:szCs w:val="22"/>
         </w:rPr>
-        <w:lastRenderedPageBreak/>
-        <w:t>Friston 2019; Robin L. Carhart-Harris et al. 2014)</w:t>
+        <w:t>(R. L. Carhart-Harris and Friston 2019; Robin L. Carhart-Harris et al. 2014)</w:t>
       </w:r>
       <w:r>
         <w:rPr>
@@ -9132,7 +9132,15 @@
           <w:rFonts w:ascii="Helvetica Light" w:hAnsi="Helvetica Light" w:cs="Helvetica Light"/>
           <w:color w:val="4F81BD" w:themeColor="accent1"/>
         </w:rPr>
-        <w:t xml:space="preserve">), we now explicitly explain the asymmetric unblinding problem that randomized-order designs face in psychoactive-drug studies: namely, that ketamine's distinctive subjective effects mean participants who receive active drug first reliably identify it and become effectively unblinded for the placebo session, while those who receive placebo first remain genuinely uncertain. This generates between-subject heterogeneity in expectancy that is confounded with assignment order. We have added a fuller treatment of alternative masking strategies, active comparators, or between-subjects designs, and explained why each carries trade-offs that are particularly problematic for a mechanistic fMRI study. </w:t>
+        <w:t>), we now explicitly explain the asymmetric unblinding problem that randomized-order designs face in psychoactive-drug studies: namely, that ketamine's distinctive subjective effects mean participants who receive active drug first reliably identify it and become effectively unblinded for the placebo session, while those who receive placebo first remain genuinely uncertain. This generates between-subject heterogeneity in expectancy that is confounded with assignment order. We have added a fuller treatment of alternative masking strategies, active comparators, or between-</w:t>
+      </w:r>
+      <w:r>
+        <w:rPr>
+          <w:rFonts w:ascii="Helvetica Light" w:hAnsi="Helvetica Light" w:cs="Helvetica Light"/>
+          <w:color w:val="4F81BD" w:themeColor="accent1"/>
+        </w:rPr>
+        <w:lastRenderedPageBreak/>
+        <w:t xml:space="preserve">subjects designs, and explained why each carries trade-offs that are particularly problematic for a mechanistic fMRI study. </w:t>
       </w:r>
     </w:p>
     <w:p>
@@ -9256,18 +9264,7 @@
           <w:szCs w:val="22"/>
           <w:lang w:val="en"/>
         </w:rPr>
-        <w:t xml:space="preserve">(Muthukumaraswamy, </w:t>
-      </w:r>
-      <w:r>
-        <w:rPr>
-          <w:rFonts w:ascii="Arial" w:eastAsia="Arial" w:hAnsi="Arial" w:cs="Arial"/>
-          <w:color w:val="4F81BD" w:themeColor="accent1"/>
-          <w:sz w:val="22"/>
-          <w:szCs w:val="22"/>
-          <w:lang w:val="en"/>
-        </w:rPr>
-        <w:lastRenderedPageBreak/>
-        <w:t>Forsyth, and Lumley 2021; Colloca and Fava 2024; Szigeti and Heifets 2024; Butler, Jelen, and Rucker 2022)</w:t>
+        <w:t>(Muthukumaraswamy, Forsyth, and Lumley 2021; Colloca and Fava 2024; Szigeti and Heifets 2024; Butler, Jelen, and Rucker 2022)</w:t>
       </w:r>
       <w:r>
         <w:rPr>
@@ -9557,7 +9554,15 @@
           <w:rFonts w:ascii="Helvetica Light" w:hAnsi="Helvetica Light" w:cs="Helvetica Light"/>
           <w:color w:val="4F81BD" w:themeColor="accent1"/>
         </w:rPr>
-        <w:t xml:space="preserve">. Other ketamine fMRI work demonstrates that altered-state-related neural effects can occur without gross impairment in task accuracy or reaction time </w:t>
+        <w:t>. Other ketamine fMRI work demonstrates that altered-state-</w:t>
+      </w:r>
+      <w:r>
+        <w:rPr>
+          <w:rFonts w:ascii="Helvetica Light" w:hAnsi="Helvetica Light" w:cs="Helvetica Light"/>
+          <w:color w:val="4F81BD" w:themeColor="accent1"/>
+        </w:rPr>
+        <w:lastRenderedPageBreak/>
+        <w:t xml:space="preserve">related neural effects can occur without gross impairment in task accuracy or reaction time </w:t>
       </w:r>
       <w:r>
         <w:rPr>
@@ -9779,17 +9784,7 @@
           <w:szCs w:val="22"/>
           <w:lang w:val="en"/>
         </w:rPr>
-        <w:t xml:space="preserve">however, because the full CADSS is a relatively long, clinician-rated measure, it is typically administered at only a small number of time points, which limits the </w:t>
-      </w:r>
-      <w:r>
-        <w:rPr>
-          <w:rFonts w:ascii="Arial" w:eastAsia="Arial" w:hAnsi="Arial" w:cs="Arial"/>
-          <w:sz w:val="22"/>
-          <w:szCs w:val="22"/>
-          <w:lang w:val="en"/>
-        </w:rPr>
-        <w:lastRenderedPageBreak/>
-        <w:t xml:space="preserve">temporal resolution with which dissociative fluctuations can be related to pain and neural responses; brief short-form variants (e.g., CADSS-6) have been developed to facilitate easier clinical monitoring during ketamine infusions </w:t>
+        <w:t xml:space="preserve">however, because the full CADSS is a relatively long, clinician-rated measure, it is typically administered at only a small number of time points, which limits the temporal resolution with which dissociative fluctuations can be related to pain and neural responses; brief short-form variants (e.g., CADSS-6) have been developed to facilitate easier clinical monitoring during ketamine infusions </w:t>
       </w:r>
       <w:r>
         <w:rPr>
@@ -11481,15 +11476,7 @@
         <w:fldChar w:fldCharType="separate"/>
       </w:r>
       <w:r>
-        <w:t>Abel, Kathryn M., Matthew P. G. Allin, Katarzyna Kucharska-</w:t>
-      </w:r>
-      <w:proofErr w:type="spellStart"/>
-      <w:r>
-        <w:t>Pietura</w:t>
-      </w:r>
-      <w:proofErr w:type="spellEnd"/>
-      <w:r>
-        <w:t xml:space="preserve">, Chris Andrew, Steve Williams, Anthony S. David, and Mary L. Phillips. 2003. “Ketamine and FMRI BOLD Signal: Distinguishing between Effects Mediated by Change in Blood Flow versus Change in Cognitive State.” </w:t>
+        <w:t xml:space="preserve">Abel, Kathryn M., Matthew P. G. Allin, Katarzyna Kucharska-Pietura, Chris Andrew, Steve Williams, Anthony S. David, and Mary L. Phillips. 2003. “Ketamine and FMRI BOLD Signal: Distinguishing between Effects Mediated by Change in Blood Flow versus Change in Cognitive State.” </w:t>
       </w:r>
       <w:r>
         <w:rPr>
@@ -11545,13 +11532,8 @@
         <w:ind w:left="720" w:hanging="720"/>
         <w:jc w:val="both"/>
       </w:pPr>
-      <w:proofErr w:type="spellStart"/>
-      <w:r>
-        <w:t>Ait</w:t>
-      </w:r>
-      <w:proofErr w:type="spellEnd"/>
-      <w:r>
-        <w:t xml:space="preserve"> Bentaleb, Karim, Mélanie Boisvert, Valérie Tourjman, and Stéphane Potvin. 2024. “A Meta-Analysis of Functional Neuroimaging Studies of Ketamine Administration in Healthy Volunteers.” </w:t>
+      <w:r>
+        <w:t xml:space="preserve">Ait Bentaleb, Karim, Mélanie Boisvert, Valérie Tourjman, and Stéphane Potvin. 2024. “A Meta-Analysis of Functional Neuroimaging Studies of Ketamine Administration in Healthy Volunteers.” </w:t>
       </w:r>
       <w:r>
         <w:rPr>
@@ -11570,15 +11552,7 @@
         <w:jc w:val="both"/>
       </w:pPr>
       <w:r>
-        <w:t xml:space="preserve">Apkarian, A. Vania, M. Catherine Bushnell, Rolf-Detlef </w:t>
-      </w:r>
-      <w:proofErr w:type="spellStart"/>
-      <w:r>
-        <w:t>Treede</w:t>
-      </w:r>
-      <w:proofErr w:type="spellEnd"/>
-      <w:r>
-        <w:t xml:space="preserve">, and Jon-Kar Zubieta. 2005. “Human Brain Mechanisms of Pain Perception and Regulation in Health and Disease.” </w:t>
+        <w:t xml:space="preserve">Apkarian, A. Vania, M. Catherine Bushnell, Rolf-Detlef Treede, and Jon-Kar Zubieta. 2005. “Human Brain Mechanisms of Pain Perception and Regulation in Health and Disease.” </w:t>
       </w:r>
       <w:r>
         <w:rPr>
@@ -11618,19 +11592,11 @@
       <w:r>
         <w:t xml:space="preserve">Bossong, Matthijs G., J. Martijn Jansma, Hendrika H. van Hell, Gerry Jager, René S. Kahn, and Nick F. Ramsey. 2013. “Default Mode Network in the Effects of Δ9-Tetrahydrocannabinol (THC) on Human Executive Function.” </w:t>
       </w:r>
-      <w:proofErr w:type="spellStart"/>
       <w:r>
         <w:rPr>
           <w:i/>
         </w:rPr>
-        <w:t>PloS</w:t>
-      </w:r>
-      <w:proofErr w:type="spellEnd"/>
-      <w:r>
-        <w:rPr>
-          <w:i/>
-        </w:rPr>
-        <w:t xml:space="preserve"> One</w:t>
+        <w:t>PloS One</w:t>
       </w:r>
       <w:r>
         <w:t xml:space="preserve"> 8 (7): e70074.</w:t>
@@ -11642,13 +11608,8 @@
         <w:ind w:left="720" w:hanging="720"/>
         <w:jc w:val="both"/>
       </w:pPr>
-      <w:proofErr w:type="spellStart"/>
-      <w:r>
-        <w:t>Botvinik</w:t>
-      </w:r>
-      <w:proofErr w:type="spellEnd"/>
-      <w:r>
-        <w:t xml:space="preserve">-Nezer, Rotem, Bogdan Petre, Marta Ceko, Martin A. Lindquist, Naomi P. Friedman, and Tor D. Wager. 2024. “Placebo Treatment Affects Brain Systems Related to Affective and Cognitive Processes, but Not Nociceptive Pain.” </w:t>
+      <w:r>
+        <w:t xml:space="preserve">Botvinik-Nezer, Rotem, Bogdan Petre, Marta Ceko, Martin A. Lindquist, Naomi P. Friedman, and Tor D. Wager. 2024. “Placebo Treatment Affects Brain Systems Related to Affective and Cognitive Processes, but Not Nociceptive Pain.” </w:t>
       </w:r>
       <w:r>
         <w:rPr>
@@ -11766,15 +11727,7 @@
         <w:jc w:val="both"/>
       </w:pPr>
       <w:r>
-        <w:t xml:space="preserve">Carhart-Harris, Robin L., Robert Leech, Peter J. Hellyer, Murray Shanahan, Amanda Feilding, Enzo Tagliazucchi, Dante R. </w:t>
-      </w:r>
-      <w:proofErr w:type="spellStart"/>
-      <w:r>
-        <w:t>Chialvo</w:t>
-      </w:r>
-      <w:proofErr w:type="spellEnd"/>
-      <w:r>
-        <w:t xml:space="preserve">, and David Nutt. 2014. “The Entropic Brain: A Theory of Conscious States Informed by Neuroimaging Research with Psychedelic Drugs.” </w:t>
+        <w:t xml:space="preserve">Carhart-Harris, Robin L., Robert Leech, Peter J. Hellyer, Murray Shanahan, Amanda Feilding, Enzo Tagliazucchi, Dante R. Chialvo, and David Nutt. 2014. “The Entropic Brain: A Theory of Conscious States Informed by Neuroimaging Research with Psychedelic Drugs.” </w:t>
       </w:r>
       <w:r>
         <w:rPr>
@@ -11792,13 +11745,8 @@
         <w:ind w:left="720" w:hanging="720"/>
         <w:jc w:val="both"/>
       </w:pPr>
-      <w:proofErr w:type="spellStart"/>
-      <w:r>
-        <w:t>Colloca</w:t>
-      </w:r>
-      <w:proofErr w:type="spellEnd"/>
-      <w:r>
-        <w:t xml:space="preserve">, Luana, and Maurizio Fava. 2024. “What Should Constitute a Control Condition in Psychedelic Drug Trials?” </w:t>
+      <w:r>
+        <w:t xml:space="preserve">Colloca, Luana, and Maurizio Fava. 2024. “What Should Constitute a Control Condition in Psychedelic Drug Trials?” </w:t>
       </w:r>
       <w:r>
         <w:rPr>
@@ -11838,14 +11786,12 @@
       <w:r>
         <w:t xml:space="preserve">De Simoni, S., A. J. Schwarz, O. G. O’Daly, A. F. Marquand, C. Brittain, C. Gonzales, S. Stephenson, S. C. R. Williams, and M. A. Mehta. 2013. “Test-Retest Reliability of the BOLD Pharmacological MRI Response to Ketamine in Healthy Volunteers.” </w:t>
       </w:r>
-      <w:proofErr w:type="spellStart"/>
       <w:r>
         <w:rPr>
           <w:i/>
         </w:rPr>
         <w:t>NeuroImage</w:t>
       </w:r>
-      <w:proofErr w:type="spellEnd"/>
       <w:r>
         <w:t xml:space="preserve"> 64 (January): 75–90.</w:t>
       </w:r>
@@ -11857,15 +11803,7 @@
         <w:jc w:val="both"/>
       </w:pPr>
       <w:r>
-        <w:t xml:space="preserve">Driesen, N. R., G. McCarthy, Z. </w:t>
-      </w:r>
-      <w:proofErr w:type="spellStart"/>
-      <w:r>
-        <w:t>Bhagwagar</w:t>
-      </w:r>
-      <w:proofErr w:type="spellEnd"/>
-      <w:r>
-        <w:t xml:space="preserve">, M. Bloch, V. Calhoun, D. C. D’Souza, R. Gueorguieva, et al. 2013. “Relationship of Resting Brain Hyperconnectivity and Schizophrenia-like Symptoms Produced by the NMDA Receptor Antagonist Ketamine in Humans.” </w:t>
+        <w:t xml:space="preserve">Driesen, N. R., G. McCarthy, Z. Bhagwagar, M. Bloch, V. Calhoun, D. C. D’Souza, R. Gueorguieva, et al. 2013. “Relationship of Resting Brain Hyperconnectivity and Schizophrenia-like Symptoms Produced by the NMDA Receptor Antagonist Ketamine in Humans.” </w:t>
       </w:r>
       <w:r>
         <w:rPr>
@@ -11922,15 +11860,7 @@
         <w:jc w:val="both"/>
       </w:pPr>
       <w:r>
-        <w:t xml:space="preserve">Forsyth, Anna, Rebecca McMillan, Doug Campbell, Gemma Malpas, Elizabeth Maxwell, Jamie Sleigh, Juergen Dukart, Jörg Hipp, and Suresh D. </w:t>
-      </w:r>
-      <w:proofErr w:type="spellStart"/>
-      <w:r>
-        <w:t>Muthukumaraswamy</w:t>
-      </w:r>
-      <w:proofErr w:type="spellEnd"/>
-      <w:r>
-        <w:t xml:space="preserve">. 2020. “Modulation of Simultaneously Collected Hemodynamic and Electrophysiological Functional Connectivity by Ketamine and Midazolam.” </w:t>
+        <w:t xml:space="preserve">Forsyth, Anna, Rebecca McMillan, Doug Campbell, Gemma Malpas, Elizabeth Maxwell, Jamie Sleigh, Juergen Dukart, Jörg Hipp, and Suresh D. Muthukumaraswamy. 2020. “Modulation of Simultaneously Collected Hemodynamic and Electrophysiological Functional Connectivity by Ketamine and Midazolam.” </w:t>
       </w:r>
       <w:r>
         <w:rPr>
@@ -11955,43 +11885,10 @@
         <w:rPr>
           <w:i/>
         </w:rPr>
-        <w:t xml:space="preserve">The International Journal of Neuropsychopharmacology / Official Scientific Journal of the Collegium </w:t>
-      </w:r>
-      <w:proofErr w:type="spellStart"/>
-      <w:r>
-        <w:rPr>
-          <w:i/>
-        </w:rPr>
-        <w:t>Internationale</w:t>
-      </w:r>
-      <w:proofErr w:type="spellEnd"/>
-      <w:r>
-        <w:rPr>
-          <w:i/>
-        </w:rPr>
-        <w:t xml:space="preserve"> </w:t>
-      </w:r>
-      <w:proofErr w:type="spellStart"/>
-      <w:proofErr w:type="gramStart"/>
-      <w:r>
-        <w:rPr>
-          <w:i/>
-        </w:rPr>
-        <w:t>Neuropsychopharmacologicum</w:t>
-      </w:r>
-      <w:proofErr w:type="spellEnd"/>
-      <w:r>
-        <w:rPr>
-          <w:i/>
-        </w:rPr>
-        <w:t xml:space="preserve"> </w:t>
-      </w:r>
-      <w:r>
-        <w:t xml:space="preserve"> 26</w:t>
-      </w:r>
-      <w:proofErr w:type="gramEnd"/>
-      <w:r>
-        <w:t xml:space="preserve"> (3): 155–88.</w:t>
+        <w:t xml:space="preserve">The International Journal of Neuropsychopharmacology / Official Scientific Journal of the Collegium Internationale Neuropsychopharmacologicum </w:t>
+      </w:r>
+      <w:r>
+        <w:t xml:space="preserve"> 26 (3): 155–88.</w:t>
       </w:r>
     </w:p>
     <w:p>
@@ -12021,23 +11918,7 @@
       </w:pPr>
       <w:r>
         <w:lastRenderedPageBreak/>
-        <w:t xml:space="preserve">Hack, Laura M., Xue Zhang, Boris D. </w:t>
-      </w:r>
-      <w:proofErr w:type="spellStart"/>
-      <w:r>
-        <w:t>Heifets</w:t>
-      </w:r>
-      <w:proofErr w:type="spellEnd"/>
-      <w:r>
-        <w:t xml:space="preserve">, Trisha Suppes, Peter J. van Roessel, Jerome A. </w:t>
-      </w:r>
-      <w:proofErr w:type="spellStart"/>
-      <w:r>
-        <w:t>Yesavage</w:t>
-      </w:r>
-      <w:proofErr w:type="spellEnd"/>
-      <w:r>
-        <w:t xml:space="preserve">, Nancy J. Gray, et al. 2023. “Ketamine’s Acute Effects on Negative Brain States Are Mediated through Distinct Altered States of Consciousness in Humans.” </w:t>
+        <w:t xml:space="preserve">Hack, Laura M., Xue Zhang, Boris D. Heifets, Trisha Suppes, Peter J. van Roessel, Jerome A. Yesavage, Nancy J. Gray, et al. 2023. “Ketamine’s Acute Effects on Negative Brain States Are Mediated through Distinct Altered States of Consciousness in Humans.” </w:t>
       </w:r>
       <w:r>
         <w:rPr>
@@ -12075,15 +11956,7 @@
         <w:jc w:val="both"/>
       </w:pPr>
       <w:r>
-        <w:t xml:space="preserve">Kasper, Lars, Steffen Bollmann, Andreea O. Diaconescu, Chloe Hutton, Jakob Heinzle, Sandra Iglesias, Tobias U. Hauser, et al. 2017. “The </w:t>
-      </w:r>
-      <w:proofErr w:type="spellStart"/>
-      <w:r>
-        <w:t>PhysIO</w:t>
-      </w:r>
-      <w:proofErr w:type="spellEnd"/>
-      <w:r>
-        <w:t xml:space="preserve"> Toolbox for Modeling Physiological Noise in FMRI Data.” </w:t>
+        <w:t xml:space="preserve">Kasper, Lars, Steffen Bollmann, Andreea O. Diaconescu, Chloe Hutton, Jakob Heinzle, Sandra Iglesias, Tobias U. Hauser, et al. 2017. “The PhysIO Toolbox for Modeling Physiological Noise in FMRI Data.” </w:t>
       </w:r>
       <w:r>
         <w:rPr>
@@ -12102,29 +11975,13 @@
         <w:jc w:val="both"/>
       </w:pPr>
       <w:r>
-        <w:t>Kolk, Bessel A. van der, Julie B. Wang, Rachel Yehuda, Leah Bedrosian, Allison R. Coker, Charlotte Harrison, Michael Mithoefer, Berra Yazar-</w:t>
-      </w:r>
-      <w:proofErr w:type="spellStart"/>
-      <w:r>
-        <w:t>Klosinki</w:t>
-      </w:r>
-      <w:proofErr w:type="spellEnd"/>
-      <w:r>
-        <w:t xml:space="preserve">, Amy Emerson, and Rick Doblin. 2024. “Effects of MDMA-Assisted Therapy for PTSD on Self-Experience.” </w:t>
-      </w:r>
-      <w:proofErr w:type="spellStart"/>
+        <w:t xml:space="preserve">Kolk, Bessel A. van der, Julie B. Wang, Rachel Yehuda, Leah Bedrosian, Allison R. Coker, Charlotte Harrison, Michael Mithoefer, Berra Yazar-Klosinki, Amy Emerson, and Rick Doblin. 2024. “Effects of MDMA-Assisted Therapy for PTSD on Self-Experience.” </w:t>
+      </w:r>
       <w:r>
         <w:rPr>
           <w:i/>
         </w:rPr>
-        <w:t>PloS</w:t>
-      </w:r>
-      <w:proofErr w:type="spellEnd"/>
-      <w:r>
-        <w:rPr>
-          <w:i/>
-        </w:rPr>
-        <w:t xml:space="preserve"> One</w:t>
+        <w:t>PloS One</w:t>
       </w:r>
       <w:r>
         <w:t xml:space="preserve"> 19 (1): e0295926.</w:t>
@@ -12136,21 +11993,8 @@
         <w:ind w:left="720" w:hanging="720"/>
         <w:jc w:val="both"/>
       </w:pPr>
-      <w:proofErr w:type="spellStart"/>
-      <w:r>
-        <w:t>Kotoula</w:t>
-      </w:r>
-      <w:proofErr w:type="spellEnd"/>
-      <w:r>
-        <w:t xml:space="preserve">, Vasileia, Toby Webster, James Stone, and Mitul A. Mehta. 2021. “Resting-State Connectivity Studies as a Marker of the Acute and Delayed Effects of </w:t>
-      </w:r>
-      <w:proofErr w:type="spellStart"/>
-      <w:r>
-        <w:t>Subanaesthetic</w:t>
-      </w:r>
-      <w:proofErr w:type="spellEnd"/>
-      <w:r>
-        <w:t xml:space="preserve"> Ketamine Administration in Healthy and Depressed Individuals: A Systematic Review.” </w:t>
+      <w:r>
+        <w:t xml:space="preserve">Kotoula, Vasileia, Toby Webster, James Stone, and Mitul A. Mehta. 2021. “Resting-State Connectivity Studies as a Marker of the Acute and Delayed Effects of Subanaesthetic Ketamine Administration in Healthy and Depressed Individuals: A Systematic Review.” </w:t>
       </w:r>
       <w:r>
         <w:rPr>
@@ -12188,30 +12032,14 @@
         <w:jc w:val="both"/>
       </w:pPr>
       <w:r>
-        <w:t xml:space="preserve">Lanius, Ruth A., Braeden A. </w:t>
-      </w:r>
-      <w:proofErr w:type="spellStart"/>
-      <w:r>
-        <w:t>Terpou</w:t>
-      </w:r>
-      <w:proofErr w:type="spellEnd"/>
-      <w:r>
-        <w:t xml:space="preserve">, and Margaret C. McKinnon. 2020. “The Sense of Self in the Aftermath of Trauma: Lessons from the Default Mode Network in Posttraumatic Stress Disorder.” </w:t>
+        <w:t xml:space="preserve">Lanius, Ruth A., Braeden A. Terpou, and Margaret C. McKinnon. 2020. “The Sense of Self in the Aftermath of Trauma: Lessons from the Default Mode Network in Posttraumatic Stress Disorder.” </w:t>
       </w:r>
       <w:r>
         <w:rPr>
           <w:i/>
         </w:rPr>
-        <w:t xml:space="preserve">European Journal of </w:t>
-      </w:r>
-      <w:proofErr w:type="spellStart"/>
-      <w:r>
-        <w:rPr>
-          <w:i/>
-        </w:rPr>
-        <w:t>Psychotraumatology</w:t>
-      </w:r>
-      <w:proofErr w:type="spellEnd"/>
+        <w:t>European Journal of Psychotraumatology</w:t>
+      </w:r>
       <w:r>
         <w:t xml:space="preserve"> 11 (1): 1807703.</w:t>
       </w:r>
@@ -12261,15 +12089,7 @@
         <w:jc w:val="both"/>
       </w:pPr>
       <w:r>
-        <w:t xml:space="preserve">Mathew, R. J., W. H. Wilson, D. Humphreys, J. V. Lowe, and K. E. </w:t>
-      </w:r>
-      <w:proofErr w:type="spellStart"/>
-      <w:r>
-        <w:t>Weithe</w:t>
-      </w:r>
-      <w:proofErr w:type="spellEnd"/>
-      <w:r>
-        <w:t xml:space="preserve">. 1993. “Depersonalization after Marijuana Smoking.” </w:t>
+        <w:t xml:space="preserve">Mathew, R. J., W. H. Wilson, D. Humphreys, J. V. Lowe, and K. E. Weithe. 1993. “Depersonalization after Marijuana Smoking.” </w:t>
       </w:r>
       <w:r>
         <w:rPr>
@@ -12288,23 +12108,7 @@
         <w:jc w:val="both"/>
       </w:pPr>
       <w:r>
-        <w:t xml:space="preserve">McMillan, Rebecca, Anna Forsyth, Doug Campbell, Gemma Malpas, Elizabeth Maxwell, Juergen Dukart, Joerg F. Hipp, and Suresh </w:t>
-      </w:r>
-      <w:proofErr w:type="spellStart"/>
-      <w:r>
-        <w:t>Muthukumaraswamy</w:t>
-      </w:r>
-      <w:proofErr w:type="spellEnd"/>
-      <w:r>
-        <w:t xml:space="preserve">. 2019. “Temporal Dynamics of the Pharmacological MRI Response to </w:t>
-      </w:r>
-      <w:proofErr w:type="spellStart"/>
-      <w:r>
-        <w:t>Subanaesthetic</w:t>
-      </w:r>
-      <w:proofErr w:type="spellEnd"/>
-      <w:r>
-        <w:t xml:space="preserve"> Ketamine in Healthy Volunteers: A Simultaneous EEG/FMRI Study.” </w:t>
+        <w:t xml:space="preserve">McMillan, Rebecca, Anna Forsyth, Doug Campbell, Gemma Malpas, Elizabeth Maxwell, Juergen Dukart, Joerg F. Hipp, and Suresh Muthukumaraswamy. 2019. “Temporal Dynamics of the Pharmacological MRI Response to Subanaesthetic Ketamine in Healthy Volunteers: A Simultaneous EEG/FMRI Study.” </w:t>
       </w:r>
       <w:r>
         <w:rPr>
@@ -12367,19 +12171,11 @@
       <w:r>
         <w:t xml:space="preserve">Mueller, Felix, Francesco Musso, Markus London, Peter de Boer, Norman Zacharias, and Georg Winterer. 2018. “Pharmacological FMRI: Effects of Subanesthetic Ketamine on Resting-State Functional Connectivity in the Default Mode Network, Salience Network, Dorsal Attention Network and Executive Control Network.” </w:t>
       </w:r>
-      <w:proofErr w:type="spellStart"/>
       <w:r>
         <w:rPr>
           <w:i/>
         </w:rPr>
-        <w:t>NeuroImage</w:t>
-      </w:r>
-      <w:proofErr w:type="spellEnd"/>
-      <w:r>
-        <w:rPr>
-          <w:i/>
-        </w:rPr>
-        <w:t>. Clinical</w:t>
+        <w:t>NeuroImage. Clinical</w:t>
       </w:r>
       <w:r>
         <w:t xml:space="preserve"> 19 (June): 745–57.</w:t>
@@ -12410,13 +12206,8 @@
         <w:ind w:left="720" w:hanging="720"/>
         <w:jc w:val="both"/>
       </w:pPr>
-      <w:proofErr w:type="spellStart"/>
-      <w:r>
-        <w:t>Muthukumaraswamy</w:t>
-      </w:r>
-      <w:proofErr w:type="spellEnd"/>
-      <w:r>
-        <w:t xml:space="preserve">, Suresh D., Anna Forsyth, and Thomas Lumley. 2021. “Blinding and Expectancy Confounds in Psychedelic Randomized Controlled Trials.” </w:t>
+      <w:r>
+        <w:t xml:space="preserve">Muthukumaraswamy, Suresh D., Anna Forsyth, and Thomas Lumley. 2021. “Blinding and Expectancy Confounds in Psychedelic Randomized Controlled Trials.” </w:t>
       </w:r>
       <w:r>
         <w:rPr>
@@ -12510,51 +12301,14 @@
         <w:ind w:left="720" w:hanging="720"/>
         <w:jc w:val="both"/>
       </w:pPr>
-      <w:proofErr w:type="spellStart"/>
-      <w:r>
-        <w:t>Palhano</w:t>
-      </w:r>
-      <w:proofErr w:type="spellEnd"/>
-      <w:r>
-        <w:t xml:space="preserve">-Fontes, Fernanda, Katia C. Andrade, Luis F. </w:t>
-      </w:r>
-      <w:proofErr w:type="spellStart"/>
-      <w:r>
-        <w:t>Tofoli</w:t>
-      </w:r>
-      <w:proofErr w:type="spellEnd"/>
-      <w:r>
-        <w:t xml:space="preserve">, Antonio C. Santos, Jose Alexandre S. Crippa, Jaime E. C. Hallak, </w:t>
-      </w:r>
-      <w:proofErr w:type="spellStart"/>
-      <w:r>
-        <w:t>Sidarta</w:t>
-      </w:r>
-      <w:proofErr w:type="spellEnd"/>
-      <w:r>
-        <w:t xml:space="preserve"> Ribeiro, and </w:t>
-      </w:r>
-      <w:proofErr w:type="spellStart"/>
-      <w:r>
-        <w:t>Draulio</w:t>
-      </w:r>
-      <w:proofErr w:type="spellEnd"/>
-      <w:r>
-        <w:t xml:space="preserve"> B. de Araujo. 2015. “The Psychedelic State Induced by Ayahuasca Modulates the Activity and Connectivity of the Default Mode Network.” </w:t>
-      </w:r>
-      <w:proofErr w:type="spellStart"/>
+      <w:r>
+        <w:t xml:space="preserve">Palhano-Fontes, Fernanda, Katia C. Andrade, Luis F. Tofoli, Antonio C. Santos, Jose Alexandre S. Crippa, Jaime E. C. Hallak, Sidarta Ribeiro, and Draulio B. de Araujo. 2015. “The Psychedelic State Induced by Ayahuasca Modulates the Activity and Connectivity of the Default Mode Network.” </w:t>
+      </w:r>
       <w:r>
         <w:rPr>
           <w:i/>
         </w:rPr>
-        <w:t>PloS</w:t>
-      </w:r>
-      <w:proofErr w:type="spellEnd"/>
-      <w:r>
-        <w:rPr>
-          <w:i/>
-        </w:rPr>
-        <w:t xml:space="preserve"> One</w:t>
+        <w:t>PloS One</w:t>
       </w:r>
       <w:r>
         <w:t xml:space="preserve"> 10 (2): e0118143.</w:t>
@@ -12569,19 +12323,11 @@
       <w:r>
         <w:t xml:space="preserve">Peyron, R., B. Laurent, and L. García-Larrea. 2000. “Functional Imaging of Brain Responses to Pain. A Review and Meta-Analysis (2000).” </w:t>
       </w:r>
-      <w:proofErr w:type="spellStart"/>
       <w:r>
         <w:rPr>
           <w:i/>
         </w:rPr>
-        <w:t>Neurophysiologie</w:t>
-      </w:r>
-      <w:proofErr w:type="spellEnd"/>
-      <w:r>
-        <w:rPr>
-          <w:i/>
-        </w:rPr>
-        <w:t xml:space="preserve"> Clinique [Clinical Neurophysiology]</w:t>
+        <w:t>Neurophysiologie Clinique [Clinical Neurophysiology]</w:t>
       </w:r>
       <w:r>
         <w:t xml:space="preserve"> 30 (5): 263–88.</w:t>
@@ -12593,13 +12339,8 @@
         <w:ind w:left="720" w:hanging="720"/>
         <w:jc w:val="both"/>
       </w:pPr>
-      <w:proofErr w:type="spellStart"/>
-      <w:r>
-        <w:t>Pomarol-Clotet</w:t>
-      </w:r>
-      <w:proofErr w:type="spellEnd"/>
-      <w:r>
-        <w:t xml:space="preserve">, E., G. D. Honey, G. K. Murray, P. R. Corlett, A. R. Absalom, M. Lee, P. J. McKenna, E. T. Bullmore, and P. C. Fletcher. 2006. “Psychological Effects of Ketamine in </w:t>
+      <w:r>
+        <w:t xml:space="preserve">Pomarol-Clotet, E., G. D. Honey, G. K. Murray, P. R. Corlett, A. R. Absalom, M. Lee, P. J. McKenna, E. T. Bullmore, and P. C. Fletcher. 2006. “Psychological Effects of Ketamine in </w:t>
       </w:r>
       <w:r>
         <w:lastRenderedPageBreak/>
@@ -12660,31 +12401,7 @@
         <w:jc w:val="both"/>
       </w:pPr>
       <w:r>
-        <w:t xml:space="preserve">Sajid, Sumra, Hanga C. </w:t>
-      </w:r>
-      <w:proofErr w:type="spellStart"/>
-      <w:r>
-        <w:t>Galfalvy</w:t>
-      </w:r>
-      <w:proofErr w:type="spellEnd"/>
-      <w:r>
-        <w:t xml:space="preserve">, John G. </w:t>
-      </w:r>
-      <w:proofErr w:type="spellStart"/>
-      <w:r>
-        <w:t>Keilp</w:t>
-      </w:r>
-      <w:proofErr w:type="spellEnd"/>
-      <w:r>
-        <w:t xml:space="preserve">, Ainsley K. Burke, J. John Mann, and Michael F. </w:t>
-      </w:r>
-      <w:proofErr w:type="spellStart"/>
-      <w:r>
-        <w:t>Grunebaum</w:t>
-      </w:r>
-      <w:proofErr w:type="spellEnd"/>
-      <w:r>
-        <w:t xml:space="preserve">. 2024. “Acute Dissociation and Ketamine’s Antidepressant and Anti-Suicidal Ideation Effects in a Midazolam-Controlled Trial.” </w:t>
+        <w:t xml:space="preserve">Sajid, Sumra, Hanga C. Galfalvy, John G. Keilp, Ainsley K. Burke, J. John Mann, and Michael F. Grunebaum. 2024. “Acute Dissociation and Ketamine’s Antidepressant and Anti-Suicidal Ideation Effects in a Midazolam-Controlled Trial.” </w:t>
       </w:r>
       <w:r>
         <w:rPr>
@@ -12743,19 +12460,11 @@
       <w:r>
         <w:t xml:space="preserve">Scheidegger, Milan, Martin Walter, Mick Lehmann, Coraline Metzger, Simone Grimm, Heinz Boeker, Peter Boesiger, Anke Henning, and Erich Seifritz. 2012. “Ketamine Decreases Resting State Functional Network Connectivity in Healthy Subjects: Implications for Antidepressant Drug Action.” </w:t>
       </w:r>
-      <w:proofErr w:type="spellStart"/>
       <w:r>
         <w:rPr>
           <w:i/>
         </w:rPr>
-        <w:t>PloS</w:t>
-      </w:r>
-      <w:proofErr w:type="spellEnd"/>
-      <w:r>
-        <w:rPr>
-          <w:i/>
-        </w:rPr>
-        <w:t xml:space="preserve"> One</w:t>
+        <w:t>PloS One</w:t>
       </w:r>
       <w:r>
         <w:t xml:space="preserve"> 7 (9): e44799.</w:t>
@@ -12787,15 +12496,7 @@
         <w:jc w:val="both"/>
       </w:pPr>
       <w:r>
-        <w:t xml:space="preserve">Szigeti, Balázs, and Boris D. </w:t>
-      </w:r>
-      <w:proofErr w:type="spellStart"/>
-      <w:r>
-        <w:t>Heifets</w:t>
-      </w:r>
-      <w:proofErr w:type="spellEnd"/>
-      <w:r>
-        <w:t xml:space="preserve">. 2024. “Expectancy Effects in Psychedelic Trials.” </w:t>
+        <w:t xml:space="preserve">Szigeti, Balázs, and Boris D. Heifets. 2024. “Expectancy Effects in Psychedelic Trials.” </w:t>
       </w:r>
       <w:r>
         <w:rPr>
@@ -12813,21 +12514,8 @@
         <w:ind w:left="720" w:hanging="720"/>
         <w:jc w:val="both"/>
       </w:pPr>
-      <w:proofErr w:type="spellStart"/>
-      <w:r>
-        <w:t>Tagliazucchi</w:t>
-      </w:r>
-      <w:proofErr w:type="spellEnd"/>
-      <w:r>
-        <w:t xml:space="preserve">, Enzo, Leor Roseman, Mendel Kaelen, Csaba Orban, Suresh D. </w:t>
-      </w:r>
-      <w:proofErr w:type="spellStart"/>
-      <w:r>
-        <w:t>Muthukumaraswamy</w:t>
-      </w:r>
-      <w:proofErr w:type="spellEnd"/>
-      <w:r>
-        <w:t xml:space="preserve">, Kevin Murphy, Helmut Laufs, et al. 2016. “Increased Global Functional Connectivity Correlates with LSD-Induced Ego Dissolution.” </w:t>
+      <w:r>
+        <w:t xml:space="preserve">Tagliazucchi, Enzo, Leor Roseman, Mendel Kaelen, Csaba Orban, Suresh D. Muthukumaraswamy, Kevin Murphy, Helmut Laufs, et al. 2016. “Increased Global Functional Connectivity Correlates with LSD-Induced Ego Dissolution.” </w:t>
       </w:r>
       <w:r>
         <w:rPr>
@@ -12864,21 +12552,8 @@
         <w:ind w:left="720" w:hanging="720"/>
         <w:jc w:val="both"/>
       </w:pPr>
-      <w:proofErr w:type="spellStart"/>
-      <w:r>
-        <w:t>Vesuna</w:t>
-      </w:r>
-      <w:proofErr w:type="spellEnd"/>
-      <w:r>
-        <w:t xml:space="preserve">, Sam, Isaac V. </w:t>
-      </w:r>
-      <w:proofErr w:type="spellStart"/>
-      <w:r>
-        <w:t>Kauvar</w:t>
-      </w:r>
-      <w:proofErr w:type="spellEnd"/>
-      <w:r>
-        <w:t xml:space="preserve">, Ethan Richman, Felicity Gore, Tomiko Oskotsky, Clara Sava-Segal, Liqun Luo, et al. 2020. “Deep Posteromedial Cortical Rhythm in Dissociation.” </w:t>
+      <w:r>
+        <w:t xml:space="preserve">Vesuna, Sam, Isaac V. Kauvar, Ethan Richman, Felicity Gore, Tomiko Oskotsky, Clara Sava-Segal, Liqun Luo, et al. 2020. “Deep Posteromedial Cortical Rhythm in Dissociation.” </w:t>
       </w:r>
       <w:r>
         <w:rPr>
@@ -12974,29 +12649,13 @@
         <w:jc w:val="both"/>
       </w:pPr>
       <w:r>
-        <w:t xml:space="preserve">Weber, Kenneth A., </w:t>
-      </w:r>
-      <w:proofErr w:type="spellStart"/>
-      <w:r>
-        <w:t>Ii</w:t>
-      </w:r>
-      <w:proofErr w:type="spellEnd"/>
-      <w:r>
-        <w:t xml:space="preserve">, Tor D. Wager, Sean Mackey, James M. Elliott, Wen-Ching Liu, and Cheryl L. Sparks. 2019. “Evidence for Decreased Neurologic Pain Signature Activation Following Thoracic Spinal Manipulation in Healthy Volunteers and Participants with Neck Pain.” </w:t>
-      </w:r>
-      <w:proofErr w:type="spellStart"/>
+        <w:t xml:space="preserve">Weber, Kenneth A., Ii, Tor D. Wager, Sean Mackey, James M. Elliott, Wen-Ching Liu, and Cheryl L. Sparks. 2019. “Evidence for Decreased Neurologic Pain Signature Activation Following Thoracic Spinal Manipulation in Healthy Volunteers and Participants with Neck Pain.” </w:t>
+      </w:r>
       <w:r>
         <w:rPr>
           <w:i/>
         </w:rPr>
-        <w:t>NeuroImage</w:t>
-      </w:r>
-      <w:proofErr w:type="spellEnd"/>
-      <w:r>
-        <w:rPr>
-          <w:i/>
-        </w:rPr>
-        <w:t>. Clinical</w:t>
+        <w:t>NeuroImage. Clinical</w:t>
       </w:r>
       <w:r>
         <w:t xml:space="preserve"> 24 (October): 102042.</w:t>
@@ -13011,14 +12670,12 @@
       <w:r>
         <w:t xml:space="preserve">Wise, Richard G., Richard Rogers, Deborah Painter, Susanna Bantick, Alexander Ploghaus, Pauline Williams, Garth Rapeport, and Irene Tracey. 2002. “Combining FMRI with a Pharmacokinetic Model to Determine Which Brain Areas Activated by Painful Stimulation Are Specifically Modulated by Remifentanil.” </w:t>
       </w:r>
-      <w:proofErr w:type="spellStart"/>
       <w:r>
         <w:rPr>
           <w:i/>
         </w:rPr>
         <w:t>NeuroImage</w:t>
       </w:r>
-      <w:proofErr w:type="spellEnd"/>
       <w:r>
         <w:t xml:space="preserve"> 16 (4): 999–1014.</w:t>
       </w:r>
@@ -13068,31 +12725,7 @@
         <w:jc w:val="both"/>
       </w:pPr>
       <w:r>
-        <w:t xml:space="preserve">Zhu, </w:t>
-      </w:r>
-      <w:proofErr w:type="spellStart"/>
-      <w:r>
-        <w:t>Xueling</w:t>
-      </w:r>
-      <w:proofErr w:type="spellEnd"/>
-      <w:r>
-        <w:t xml:space="preserve">, Xiang Wang, Jin Xiao, Jian Liao, </w:t>
-      </w:r>
-      <w:proofErr w:type="spellStart"/>
-      <w:r>
-        <w:t>Mingtian</w:t>
-      </w:r>
-      <w:proofErr w:type="spellEnd"/>
-      <w:r>
-        <w:t xml:space="preserve"> Zhong, Wei Wang, and </w:t>
-      </w:r>
-      <w:proofErr w:type="spellStart"/>
-      <w:r>
-        <w:t>Shuqiao</w:t>
-      </w:r>
-      <w:proofErr w:type="spellEnd"/>
-      <w:r>
-        <w:t xml:space="preserve"> Yao. 2012. “Evidence of a Dissociation Pattern in Resting-State Default Mode Network Connectivity in First-Episode, Treatment-Naive Major Depression Patients.” </w:t>
+        <w:t xml:space="preserve">Zhu, Xueling, Xiang Wang, Jin Xiao, Jian Liao, Mingtian Zhong, Wei Wang, and Shuqiao Yao. 2012. “Evidence of a Dissociation Pattern in Resting-State Default Mode Network Connectivity in First-Episode, Treatment-Naive Major Depression Patients.” </w:t>
       </w:r>
       <w:r>
         <w:rPr>
@@ -13110,13 +12743,8 @@
         <w:ind w:left="720" w:hanging="720"/>
         <w:jc w:val="both"/>
       </w:pPr>
-      <w:proofErr w:type="spellStart"/>
-      <w:r>
-        <w:t>Zunhammer</w:t>
-      </w:r>
-      <w:proofErr w:type="spellEnd"/>
-      <w:r>
-        <w:t xml:space="preserve">, Matthias, Ulrike Bingel, Tor D. Wager, and Placebo Imaging Consortium. 2018. “Placebo Effects on the Neurologic Pain Signature: A Meta-Analysis of Individual Participant Functional Magnetic Resonance Imaging Data.” </w:t>
+      <w:r>
+        <w:t xml:space="preserve">Zunhammer, Matthias, Ulrike Bingel, Tor D. Wager, and Placebo Imaging Consortium. 2018. “Placebo Effects on the Neurologic Pain Signature: A Meta-Analysis of Individual Participant Functional Magnetic Resonance Imaging Data.” </w:t>
       </w:r>
       <w:r>
         <w:rPr>
